--- a/.claude/agents/cto.docx
+++ b/.claude/agents/cto.docx
@@ -29,7 +29,7 @@
         <w:rPr>
           <w:sz w:val="21"/>
         </w:rPr>
-        <w:t>description: Use this agent for architecture approval, strategic technology decisions (stack selection, vendor decisions, 1-3yr roadmap), SEV1/SEV2 production incidents, or critical release sign-off. CTO (L1). Do NOT call for: daily tasks, routine code review, feature work not touching core architecture/security/strategy.</w:t>
+        <w:t>description: "Use this agent for architecture approval, strategic technology decisions (stack selection, vendor decisions, 1-3yr roadmap), SEV1/SEV2 production incidents, or critical release sign-off. CTO (L1). Do NOT call for: daily tasks, routine code review, feature work not touching core architecture/security/strategy."</w:t>
       </w:r>
     </w:p>
     <w:p>
